--- a/docs/progress/02_practice_set_RichaVerma_25MCSS02.docx
+++ b/docs/progress/02_practice_set_RichaVerma_25MCSS02.docx
@@ -2,20 +2,6 @@
 <file path=word/document.xml><?xml version="1.0" encoding="utf-8"?>
 <w:document xmlns:wpc="http://schemas.microsoft.com/office/word/2010/wordprocessingCanvas" xmlns:mo="http://schemas.microsoft.com/office/mac/office/2008/main" xmlns:mc="http://schemas.openxmlformats.org/markup-compatibility/2006" xmlns:mv="urn:schemas-microsoft-com:mac:vml" xmlns:o="urn:schemas-microsoft-com:office:office" xmlns:r="http://schemas.openxmlformats.org/officeDocument/2006/relationships" xmlns:m="http://schemas.openxmlformats.org/officeDocument/2006/math" xmlns:v="urn:schemas-microsoft-com:vml" xmlns:wp14="http://schemas.microsoft.com/office/word/2010/wordprocessingDrawing" xmlns:wp="http://schemas.openxmlformats.org/drawingml/2006/wordprocessingDrawing" xmlns:w10="urn:schemas-microsoft-com:office:word" xmlns:w="http://schemas.openxmlformats.org/wordprocessingml/2006/main" xmlns:w14="http://schemas.microsoft.com/office/word/2010/wordml" xmlns:wpg="http://schemas.microsoft.com/office/word/2010/wordprocessingGroup" xmlns:wpi="http://schemas.microsoft.com/office/word/2010/wordprocessingInk" xmlns:wne="http://schemas.microsoft.com/office/word/2006/wordml" xmlns:wps="http://schemas.microsoft.com/office/word/2010/wordprocessingShape" mc:Ignorable="w14 wp14">
   <w:body>
-    <w:p>
-      <w:pPr>
-        <w:spacing w:after="40" w:before="0"/>
-      </w:pPr>
-      <w:r>
-        <w:rPr>
-          <w:rFonts w:ascii="Calibri" w:hAnsi="Calibri"/>
-          <w:b/>
-          <w:color w:val="C45C26"/>
-          <w:sz w:val="22"/>
-        </w:rPr>
-        <w:t>Progress report 2 of 10</w:t>
-      </w:r>
-    </w:p>
     <w:p>
       <w:pPr>
         <w:spacing w:after="40" w:before="0"/>
@@ -46,7 +32,7 @@
     </w:p>
     <w:p>
       <w:pPr>
-        <w:spacing w:after="40" w:before="0"/>
+        <w:spacing w:after="120" w:before="0"/>
       </w:pPr>
       <w:r>
         <w:rPr>
@@ -55,12 +41,26 @@
           <w:color w:val="1C1915"/>
           <w:sz w:val="32"/>
         </w:rPr>
-        <w:t>A small practice set</w:t>
+        <w:t>A small Java practice set and a first check</w:t>
       </w:r>
     </w:p>
     <w:p>
       <w:pPr>
-        <w:spacing w:after="160" w:before="0"/>
+        <w:spacing w:after="80" w:before="0"/>
+      </w:pPr>
+      <w:r>
+        <w:rPr>
+          <w:rFonts w:ascii="Calibri" w:hAnsi="Calibri"/>
+          <w:b/>
+          <w:color w:val="1B3A4B"/>
+          <w:sz w:val="26"/>
+        </w:rPr>
+        <w:t>Where this fits</w:t>
+      </w:r>
+    </w:p>
+    <w:p>
+      <w:pPr>
+        <w:spacing w:after="80" w:before="0"/>
       </w:pPr>
       <w:r>
         <w:rPr>
@@ -68,7 +68,20 @@
           <w:b w:val="0"/>
           <w:sz w:val="24"/>
         </w:rPr>
-        <w:t>This report adds a 12-file Java set and a first simple check. It continues report 1.</w:t>
+        <w:t>The aim is a Java tool that explains a weakness in plain words, using a CWE name. This note is only about the first files and a very simple checker.</w:t>
+      </w:r>
+    </w:p>
+    <w:p>
+      <w:pPr>
+        <w:spacing w:after="80" w:before="0"/>
+      </w:pPr>
+      <w:r>
+        <w:rPr>
+          <w:rFonts w:ascii="Calibri" w:hAnsi="Calibri"/>
+          <w:b w:val="0"/>
+          <w:sz w:val="24"/>
+        </w:rPr>
+        <w:t>Nothing here is a public benchmark. Juliet and OWASP are larger test sets used by other people. We have not used them yet.</w:t>
       </w:r>
     </w:p>
     <w:p>
@@ -87,8 +100,7 @@
     </w:p>
     <w:p>
       <w:pPr>
-        <w:spacing w:after="80"/>
-        <w:ind w:left="216"/>
+        <w:spacing w:after="80" w:before="0"/>
       </w:pPr>
       <w:r>
         <w:rPr>
@@ -96,13 +108,12 @@
           <w:b w:val="0"/>
           <w:sz w:val="24"/>
         </w:rPr>
-        <w:t>We wrote 12 short Java files for the six weaknesses in report 1. Six files are unsafe. Six are safe.</w:t>
+        <w:t>We wrote 12 short Java files, two for each of the six weaknesses: one unsafe and one safe. For example, one file builds a database query by sticking user text onto the query, and the paired file uses a safer call.</w:t>
       </w:r>
     </w:p>
     <w:p>
       <w:pPr>
-        <w:spacing w:after="80"/>
-        <w:ind w:left="216"/>
+        <w:spacing w:after="80" w:before="0"/>
       </w:pPr>
       <w:r>
         <w:rPr>
@@ -110,13 +121,12 @@
           <w:b w:val="0"/>
           <w:sz w:val="24"/>
         </w:rPr>
-        <w:t>Eight files are for practice. Four files are held back as a first check (two unsafe, two safe).</w:t>
+        <w:t>Eight files are the practice split. Four files are held back. The held-back split has two unsafe files and two safe files. We do not tune the checker on those four.</w:t>
       </w:r>
     </w:p>
     <w:p>
       <w:pPr>
-        <w:spacing w:after="80"/>
-        <w:ind w:left="216"/>
+        <w:spacing w:after="80" w:before="0"/>
       </w:pPr>
       <w:r>
         <w:rPr>
@@ -124,13 +134,12 @@
           <w:b w:val="0"/>
           <w:sz w:val="24"/>
         </w:rPr>
-        <w:t>A simple checker looks for risky text patterns. On these 12 files it found every unsafe file and did not flag a safe file.</w:t>
+        <w:t>The checker looks for risky text patterns. It might see a query built with string joining, or a password written as a literal. It does not understand what the program does.</w:t>
       </w:r>
     </w:p>
     <w:p>
       <w:pPr>
-        <w:spacing w:after="80"/>
-        <w:ind w:left="216"/>
+        <w:spacing w:after="80" w:before="0"/>
       </w:pPr>
       <w:r>
         <w:rPr>
@@ -138,13 +147,12 @@
           <w:b w:val="0"/>
           <w:sz w:val="24"/>
         </w:rPr>
-        <w:t>F1 is one score that mixes two ideas. Precision is how many alarms were real bugs. Recall is how many real bugs we caught. Here both are 1.000, so F1 is 1.000.</w:t>
+        <w:t>On these 12 files it marked every unsafe file and did not mark a safe file. Precision means how many alarms were real bugs. Recall means how many real bugs we caught. Both are 1.000, so F1 is 1.000. F1 is one number that combines those two.</w:t>
       </w:r>
     </w:p>
     <w:p>
       <w:pPr>
-        <w:spacing w:after="80"/>
-        <w:ind w:left="216"/>
+        <w:spacing w:after="80" w:before="0"/>
       </w:pPr>
       <w:r>
         <w:rPr>
@@ -152,7 +160,7 @@
           <w:b w:val="0"/>
           <w:sz w:val="24"/>
         </w:rPr>
-        <w:t>The checker is only a list of text patterns. It does not understand the program. A perfect score on 12 files we wrote ourselves is a first check, not a real test.</w:t>
+        <w:t>A perfect score is easy to get when we wrote both the files and the patterns. It only shows that the checker matches this tiny set.</w:t>
       </w:r>
     </w:p>
     <w:p>
@@ -176,7 +184,7 @@
       <w:r>
         <w:drawing>
           <wp:inline xmlns:a="http://schemas.openxmlformats.org/drawingml/2006/main" xmlns:pic="http://schemas.openxmlformats.org/drawingml/2006/picture">
-            <wp:extent cx="6400800" cy="2240280"/>
+            <wp:extent cx="5852160" cy="2048256"/>
             <wp:docPr id="1" name="Picture 1"/>
             <wp:cNvGraphicFramePr>
               <a:graphicFrameLocks noChangeAspect="1"/>
@@ -197,7 +205,7 @@
                   <pic:spPr>
                     <a:xfrm>
                       <a:off x="0" y="0"/>
-                      <a:ext cx="6400800" cy="2240280"/>
+                      <a:ext cx="5852160" cy="2048256"/>
                     </a:xfrm>
                     <a:prstGeom prst="rect"/>
                   </pic:spPr>
@@ -206,6 +214,20 @@
             </a:graphic>
           </wp:inline>
         </w:drawing>
+      </w:r>
+    </w:p>
+    <w:p>
+      <w:pPr>
+        <w:spacing w:after="120" w:before="0"/>
+      </w:pPr>
+      <w:r>
+        <w:rPr>
+          <w:rFonts w:ascii="Calibri" w:hAnsi="Calibri"/>
+          <w:b w:val="0"/>
+          <w:color w:val="5C564C"/>
+          <w:sz w:val="22"/>
+        </w:rPr>
+        <w:t>Eight files are for practice. Four files are held back for a first check.</w:t>
       </w:r>
     </w:p>
     <w:p>
@@ -219,7 +241,7 @@
           <w:color w:val="1B3A4B"/>
           <w:sz w:val="26"/>
         </w:rPr>
-        <w:t>Numbers for this step only</w:t>
+        <w:t>The numbers</w:t>
       </w:r>
     </w:p>
     <w:tbl>
@@ -509,7 +531,20 @@
     </w:tbl>
     <w:p>
       <w:pPr>
-        <w:spacing w:after="40" w:before="0"/>
+        <w:spacing w:after="120" w:before="0"/>
+      </w:pPr>
+      <w:r>
+        <w:rPr>
+          <w:rFonts w:ascii="Calibri" w:hAnsi="Calibri"/>
+          <w:b w:val="0"/>
+          <w:sz w:val="24"/>
+        </w:rPr>
+        <w:t>The score on all 12 files is precision 1.000, recall 1.000, F1 1.000. False alarms: 0. Missed bugs: 0.</w:t>
+      </w:r>
+    </w:p>
+    <w:p>
+      <w:pPr>
+        <w:spacing w:after="80" w:before="0"/>
       </w:pPr>
       <w:r>
         <w:rPr>
@@ -518,12 +553,12 @@
           <w:color w:val="1B3A4B"/>
           <w:sz w:val="26"/>
         </w:rPr>
-        <w:t>What is next</w:t>
+        <w:t>Closing</w:t>
       </w:r>
     </w:p>
     <w:p>
       <w:pPr>
-        <w:spacing w:after="120" w:before="0"/>
+        <w:spacing w:after="80" w:before="0"/>
       </w:pPr>
       <w:r>
         <w:rPr>
@@ -531,7 +566,20 @@
           <w:b w:val="0"/>
           <w:sz w:val="24"/>
         </w:rPr>
-        <w:t>Next we will store short CWE facts so the tool can look up a name and a fix.</w:t>
+        <w:t>The checker can say that a pattern fired. It still cannot explain the weakness in CWE words, because those words are not stored yet.</w:t>
+      </w:r>
+    </w:p>
+    <w:p>
+      <w:pPr>
+        <w:spacing w:after="80" w:before="0"/>
+      </w:pPr>
+      <w:r>
+        <w:rPr>
+          <w:rFonts w:ascii="Calibri" w:hAnsi="Calibri"/>
+          <w:b w:val="0"/>
+          <w:sz w:val="24"/>
+        </w:rPr>
+        <w:t>The next piece of work is a small book of CWE facts: the name, what goes wrong, and a fix.</w:t>
       </w:r>
     </w:p>
     <w:p>
@@ -545,7 +593,7 @@
           <w:color w:val="1B3A4B"/>
           <w:sz w:val="26"/>
         </w:rPr>
-        <w:t>What this report does not claim</w:t>
+        <w:t>What we are not saying</w:t>
       </w:r>
     </w:p>
     <w:p>
@@ -558,7 +606,7 @@
           <w:b w:val="0"/>
           <w:sz w:val="24"/>
         </w:rPr>
-        <w:t>A perfect score here does not mean the checker works on real projects. This is not Juliet and not OWASP.</w:t>
+        <w:t>This perfect score is not evidence about real projects. These 12 files are not Juliet and not the OWASP Benchmark.</w:t>
       </w:r>
     </w:p>
     <w:sectPr>

--- a/docs/progress/02_practice_set_RichaVerma_25MCSS02.docx
+++ b/docs/progress/02_practice_set_RichaVerma_25MCSS02.docx
@@ -161,6 +161,59 @@
           <w:sz w:val="24"/>
         </w:rPr>
         <w:t>A perfect score is easy to get when we wrote both the files and the patterns. It only shows that the checker matches this tiny set.</w:t>
+      </w:r>
+    </w:p>
+    <w:p>
+      <w:pPr>
+        <w:spacing w:after="80" w:before="0"/>
+      </w:pPr>
+      <w:r>
+        <w:rPr>
+          <w:rFonts w:ascii="Calibri" w:hAnsi="Calibri"/>
+          <w:b/>
+          <w:color w:val="1B3A4B"/>
+          <w:sz w:val="26"/>
+        </w:rPr>
+        <w:t>A concrete example</w:t>
+      </w:r>
+    </w:p>
+    <w:p>
+      <w:pPr>
+        <w:spacing w:after="80" w:before="0"/>
+      </w:pPr>
+      <w:r>
+        <w:rPr>
+          <w:rFonts w:ascii="Calibri" w:hAnsi="Calibri"/>
+          <w:b w:val="0"/>
+          <w:sz w:val="24"/>
+        </w:rPr>
+        <w:t>One practice file builds a SQL string with the username inside it. The checker sees that pattern and marks the file unsafe. The paired file uses a prepared statement. The checker does not mark it.</w:t>
+      </w:r>
+    </w:p>
+    <w:p>
+      <w:pPr>
+        <w:spacing w:after="80" w:before="0"/>
+      </w:pPr>
+      <w:r>
+        <w:rPr>
+          <w:rFonts w:ascii="Calibri" w:hAnsi="Calibri"/>
+          <w:b w:val="0"/>
+          <w:sz w:val="24"/>
+        </w:rPr>
+        <w:t>The four held-back files are the same idea for two other weaknesses: a password written in the source, and a weak hash. We did not change the patterns after seeing those four. They still came out right.</w:t>
+      </w:r>
+    </w:p>
+    <w:p>
+      <w:pPr>
+        <w:spacing w:after="80" w:before="0"/>
+      </w:pPr>
+      <w:r>
+        <w:rPr>
+          <w:rFonts w:ascii="Calibri" w:hAnsi="Calibri"/>
+          <w:b w:val="0"/>
+          <w:sz w:val="24"/>
+        </w:rPr>
+        <w:t>That is why the table is balanced: every weakness in this set has one unsafe file and one safe file. The score cannot hide behind a set that is almost all unsafe.</w:t>
       </w:r>
     </w:p>
     <w:p>

--- a/docs/progress/02_practice_set_RichaVerma_25MCSS02.docx
+++ b/docs/progress/02_practice_set_RichaVerma_25MCSS02.docx
@@ -95,7 +95,100 @@
           <w:color w:val="1B3A4B"/>
           <w:sz w:val="26"/>
         </w:rPr>
-        <w:t>What we did</w:t>
+        <w:t>The idea we started with</w:t>
+      </w:r>
+    </w:p>
+    <w:p>
+      <w:pPr>
+        <w:spacing w:after="80" w:before="0"/>
+      </w:pPr>
+      <w:r>
+        <w:rPr>
+          <w:rFonts w:ascii="Calibri" w:hAnsi="Calibri"/>
+          <w:b w:val="0"/>
+          <w:sz w:val="24"/>
+        </w:rPr>
+        <w:t>Before any model, we needed a set of files whose correct answers we already knew. If we cannot score a tiny set, we cannot trust a score on a large set.</w:t>
+      </w:r>
+    </w:p>
+    <w:p>
+      <w:pPr>
+        <w:spacing w:after="80" w:before="0"/>
+      </w:pPr>
+      <w:r>
+        <w:rPr>
+          <w:rFonts w:ascii="Calibri" w:hAnsi="Calibri"/>
+          <w:b w:val="0"/>
+          <w:sz w:val="24"/>
+        </w:rPr>
+        <w:t>The set had to contain both unsafe and safe code. A checker that flags everything looks perfect if every file is unsafe. Safe files are what reveal false alarms.</w:t>
+      </w:r>
+    </w:p>
+    <w:p>
+      <w:pPr>
+        <w:spacing w:after="80" w:before="0"/>
+      </w:pPr>
+      <w:r>
+        <w:rPr>
+          <w:rFonts w:ascii="Calibri" w:hAnsi="Calibri"/>
+          <w:b/>
+          <w:color w:val="1B3A4B"/>
+          <w:sz w:val="26"/>
+        </w:rPr>
+        <w:t>Why we chose this way</w:t>
+      </w:r>
+    </w:p>
+    <w:p>
+      <w:pPr>
+        <w:spacing w:after="80" w:before="0"/>
+      </w:pPr>
+      <w:r>
+        <w:rPr>
+          <w:rFonts w:ascii="Calibri" w:hAnsi="Calibri"/>
+          <w:b w:val="0"/>
+          <w:sz w:val="24"/>
+        </w:rPr>
+        <w:t>We wrote the files ourselves, two per weakness, instead of downloading Juliet on day one. We wanted the labels, the wording, and the split to be under our control while the plumbing was new.</w:t>
+      </w:r>
+    </w:p>
+    <w:p>
+      <w:pPr>
+        <w:spacing w:after="80" w:before="0"/>
+      </w:pPr>
+      <w:r>
+        <w:rPr>
+          <w:rFonts w:ascii="Calibri" w:hAnsi="Calibri"/>
+          <w:b w:val="0"/>
+          <w:sz w:val="24"/>
+        </w:rPr>
+        <w:t>We split 8 files for practice and 4 files held back. The held-back files are not a serious test. They only stop us from changing the patterns after seeing every example.</w:t>
+      </w:r>
+    </w:p>
+    <w:p>
+      <w:pPr>
+        <w:spacing w:after="80" w:before="0"/>
+      </w:pPr>
+      <w:r>
+        <w:rPr>
+          <w:rFonts w:ascii="Calibri" w:hAnsi="Calibri"/>
+          <w:b w:val="0"/>
+          <w:sz w:val="24"/>
+        </w:rPr>
+        <w:t>The first checker is a list of text patterns, not a program analyzer. We chose that on purpose. It is easy to explain, easy to score, and easy to beat later. If a later model cannot beat this simple checker, the model is not earning its cost.</w:t>
+      </w:r>
+    </w:p>
+    <w:p>
+      <w:pPr>
+        <w:spacing w:after="80" w:before="0"/>
+      </w:pPr>
+      <w:r>
+        <w:rPr>
+          <w:rFonts w:ascii="Calibri" w:hAnsi="Calibri"/>
+          <w:b/>
+          <w:color w:val="1B3A4B"/>
+          <w:sz w:val="26"/>
+        </w:rPr>
+        <w:t>What we actually did</w:t>
       </w:r>
     </w:p>
     <w:p>
@@ -606,7 +699,7 @@
           <w:color w:val="1B3A4B"/>
           <w:sz w:val="26"/>
         </w:rPr>
-        <w:t>Closing</w:t>
+        <w:t>What we concluded, and why</w:t>
       </w:r>
     </w:p>
     <w:p>
@@ -632,12 +725,12 @@
           <w:b w:val="0"/>
           <w:sz w:val="24"/>
         </w:rPr>
-        <w:t>The next piece of work is a small book of CWE facts: the name, what goes wrong, and a fix.</w:t>
+        <w:t>The next piece of work is a small book of CWE facts: the name, what goes wrong, and a fix. The conclusion here is narrow: the pattern list matches the 12 files we wrote. It does not yet explain them.</w:t>
       </w:r>
     </w:p>
     <w:p>
       <w:pPr>
-        <w:spacing w:after="40" w:before="0"/>
+        <w:spacing w:after="80" w:before="0"/>
       </w:pPr>
       <w:r>
         <w:rPr>
@@ -651,7 +744,7 @@
     </w:p>
     <w:p>
       <w:pPr>
-        <w:spacing w:after="40" w:before="0"/>
+        <w:spacing w:after="80" w:before="0"/>
       </w:pPr>
       <w:r>
         <w:rPr>
